--- a/lab1_zvit.docx
+++ b/lab1_zvit.docx
@@ -1844,7 +1844,23 @@
           <w:sz w:val="28"/>
           <w:szCs w:val="28"/>
         </w:rPr>
-        <w:t>здобув практичні навички роботи з базовими елементами мови гіпертекстової розмітки HTML. Мною було вивчено та застосовано теги &lt;header&gt;, &lt;nav&gt;, &lt;main&gt;, &lt;aside&gt;, &lt;article&gt; та &lt;footer&gt; для створення логічної структури багатосторінкового веб-ресурсу. Я навчився</w:t>
+        <w:t xml:space="preserve">здобув практичні навички роботи з базовими елементами мови гіпертекстової розмітки HTML. </w:t>
+      </w:r>
+      <w:r>
+        <w:rPr>
+          <w:rFonts w:ascii="Times New Roman" w:hAnsi="Times New Roman" w:cs="Times New Roman"/>
+          <w:sz w:val="28"/>
+          <w:szCs w:val="28"/>
+        </w:rPr>
+        <w:t>Б</w:t>
+      </w:r>
+      <w:r>
+        <w:rPr>
+          <w:rFonts w:ascii="Times New Roman" w:hAnsi="Times New Roman" w:cs="Times New Roman"/>
+          <w:sz w:val="28"/>
+          <w:szCs w:val="28"/>
+        </w:rPr>
+        <w:t>уло вивчено та застосовано теги &lt;header&gt;, &lt;nav&gt;, &lt;main&gt;, &lt;aside&gt;, &lt;article&gt; та &lt;footer&gt; для створення логічної структури багатосторінкового веб-ресурсу. Я навчився</w:t>
       </w:r>
       <w:r>
         <w:rPr>
@@ -1860,7 +1876,55 @@
           <w:sz w:val="28"/>
           <w:szCs w:val="28"/>
         </w:rPr>
-        <w:t>організовувати табличні дані, використовуючи об'єднання комірок за допомогою атрибутів rowspan та colspan. Також було відпрацьовано створення інтерактивних веб-форм із різними типами полів вводу</w:t>
+        <w:t>організовувати табличні дані, використовуючи об'єднання комірок за допомогою атрибутів rowspan та colspan. Також було створе</w:t>
+      </w:r>
+      <w:r>
+        <w:rPr>
+          <w:rFonts w:ascii="Times New Roman" w:hAnsi="Times New Roman" w:cs="Times New Roman"/>
+          <w:sz w:val="28"/>
+          <w:szCs w:val="28"/>
+        </w:rPr>
+        <w:t xml:space="preserve">но </w:t>
+      </w:r>
+      <w:r>
+        <w:rPr>
+          <w:rFonts w:ascii="Times New Roman" w:hAnsi="Times New Roman" w:cs="Times New Roman"/>
+          <w:sz w:val="28"/>
+          <w:szCs w:val="28"/>
+        </w:rPr>
+        <w:t>інтерактивн</w:t>
+      </w:r>
+      <w:r>
+        <w:rPr>
+          <w:rFonts w:ascii="Times New Roman" w:hAnsi="Times New Roman" w:cs="Times New Roman"/>
+          <w:sz w:val="28"/>
+          <w:szCs w:val="28"/>
+        </w:rPr>
+        <w:t>і</w:t>
+      </w:r>
+      <w:r>
+        <w:rPr>
+          <w:rFonts w:ascii="Times New Roman" w:hAnsi="Times New Roman" w:cs="Times New Roman"/>
+          <w:sz w:val="28"/>
+          <w:szCs w:val="28"/>
+        </w:rPr>
+        <w:t xml:space="preserve"> веб-форм</w:t>
+      </w:r>
+      <w:r>
+        <w:rPr>
+          <w:rFonts w:ascii="Times New Roman" w:hAnsi="Times New Roman" w:cs="Times New Roman"/>
+          <w:sz w:val="28"/>
+          <w:szCs w:val="28"/>
+        </w:rPr>
+        <w:t>и</w:t>
+      </w:r>
+      <w:r>
+        <w:rPr>
+          <w:rFonts w:ascii="Times New Roman" w:hAnsi="Times New Roman" w:cs="Times New Roman"/>
+          <w:sz w:val="28"/>
+          <w:szCs w:val="28"/>
+        </w:rPr>
+        <w:t xml:space="preserve"> із різними типами полів вводу</w:t>
       </w:r>
       <w:r>
         <w:rPr>
@@ -1876,7 +1940,23 @@
           <w:sz w:val="28"/>
           <w:szCs w:val="28"/>
         </w:rPr>
-        <w:t>випадаючими списками та багаторядковими текстовими областями. У результаті я створив(ла) функціональний каркас сайту онлайн-консультацій "WealthAdvisor", що повністю відповідає вимогам 8-го варіанту.</w:t>
+        <w:t>випадаючими списками та багаторядковими текстовими областями. У результаті я створив функціональний каркас сайту онлайн-консультацій "WealthAdvisor"</w:t>
+      </w:r>
+      <w:r>
+        <w:rPr>
+          <w:rFonts w:ascii="Times New Roman" w:hAnsi="Times New Roman" w:cs="Times New Roman"/>
+          <w:sz w:val="28"/>
+          <w:szCs w:val="28"/>
+        </w:rPr>
+        <w:t>.</w:t>
+      </w:r>
+      <w:r>
+        <w:rPr>
+          <w:rFonts w:ascii="Times New Roman" w:hAnsi="Times New Roman" w:cs="Times New Roman"/>
+          <w:sz w:val="28"/>
+          <w:szCs w:val="28"/>
+        </w:rPr>
+        <w:t xml:space="preserve"> </w:t>
       </w:r>
     </w:p>
     <w:sectPr>
